--- a/downloads/teacher/05 Materials/Unit 06/Slides/Slides 06.16 - Cook Day.docx
+++ b/downloads/teacher/05 Materials/Unit 06/Slides/Slides 06.16 - Cook Day.docx
@@ -545,11 +545,17 @@
         </w:rPr>
         <w:t xml:space="preserve">The dish is late because the critical path started late.</w:t>
       </w:r>
-      <w:r>
-        <w:t xml:space="preserve"> </w:t>
-      </w:r>
-      <w:r>
-        <w:t xml:space="preserve">- Call it at</w:t>
+    </w:p>
+    <w:p>
+      <w:pPr>
+        <w:numPr>
+          <w:ilvl w:val="0"/>
+          <w:numId w:val="1008"/>
+        </w:numPr>
+        <w:pStyle w:val="Compact"/>
+      </w:pPr>
+      <w:r>
+        <w:t xml:space="preserve">Call it at</w:t>
       </w:r>
       <w:r>
         <w:t xml:space="preserve"> </w:t>
@@ -563,11 +569,17 @@
       <w:r>
         <w:t xml:space="preserve">, not minute 20.</w:t>
       </w:r>
-      <w:r>
-        <w:t xml:space="preserve"> </w:t>
-      </w:r>
-      <w:r>
-        <w:t xml:space="preserve">- Then pick one:</w:t>
+    </w:p>
+    <w:p>
+      <w:pPr>
+        <w:numPr>
+          <w:ilvl w:val="0"/>
+          <w:numId w:val="1008"/>
+        </w:numPr>
+        <w:pStyle w:val="Compact"/>
+      </w:pPr>
+      <w:r>
+        <w:t xml:space="preserve">Then pick one:</w:t>
       </w:r>
       <w:r>
         <w:t xml:space="preserve"> </w:t>
@@ -611,15 +623,15 @@
       <w:r>
         <w:t xml:space="preserve">.</w:t>
       </w:r>
-      <w:r>
-        <w:t xml:space="preserve"> </w:t>
-      </w:r>
-      <w:r>
-        <w:t xml:space="preserve">-</w:t>
-      </w:r>
-      <w:r>
-        <w:t xml:space="preserve"> </w:t>
-      </w:r>
+    </w:p>
+    <w:p>
+      <w:pPr>
+        <w:numPr>
+          <w:ilvl w:val="0"/>
+          <w:numId w:val="1008"/>
+        </w:numPr>
+        <w:pStyle w:val="Compact"/>
+      </w:pPr>
       <w:r>
         <w:rPr>
           <w:b/>
@@ -647,27 +659,39 @@
         </w:rPr>
         <w:t xml:space="preserve">Everything finishes at once and the serving table jams.</w:t>
       </w:r>
-      <w:r>
-        <w:t xml:space="preserve"> </w:t>
-      </w:r>
-      <w:r>
-        <w:t xml:space="preserve">- Serve times are staggered in red on the master grid.</w:t>
-      </w:r>
-      <w:r>
-        <w:t xml:space="preserve"> </w:t>
-      </w:r>
-      <w:r>
-        <w:t xml:space="preserve">- 30 plates are already set. Nothing waits on plates.</w:t>
-      </w:r>
-      <w:r>
-        <w:t xml:space="preserve"> </w:t>
-      </w:r>
-      <w:r>
-        <w:t xml:space="preserve">-</w:t>
-      </w:r>
-      <w:r>
-        <w:t xml:space="preserve"> </w:t>
-      </w:r>
+    </w:p>
+    <w:p>
+      <w:pPr>
+        <w:numPr>
+          <w:ilvl w:val="0"/>
+          <w:numId w:val="1009"/>
+        </w:numPr>
+        <w:pStyle w:val="Compact"/>
+      </w:pPr>
+      <w:r>
+        <w:t xml:space="preserve">Serve times are staggered in red on the master grid.</w:t>
+      </w:r>
+    </w:p>
+    <w:p>
+      <w:pPr>
+        <w:numPr>
+          <w:ilvl w:val="0"/>
+          <w:numId w:val="1009"/>
+        </w:numPr>
+        <w:pStyle w:val="Compact"/>
+      </w:pPr>
+      <w:r>
+        <w:t xml:space="preserve">30 plates are already set. Nothing waits on plates.</w:t>
+      </w:r>
+    </w:p>
+    <w:p>
+      <w:pPr>
+        <w:numPr>
+          <w:ilvl w:val="0"/>
+          <w:numId w:val="1009"/>
+        </w:numPr>
+        <w:pStyle w:val="Compact"/>
+      </w:pPr>
       <w:r>
         <w:rPr>
           <w:b/>
@@ -680,15 +704,15 @@
       <w:r>
         <w:t xml:space="preserve">Plate Builders, working from opposite ends.</w:t>
       </w:r>
-      <w:r>
-        <w:t xml:space="preserve"> </w:t>
-      </w:r>
-      <w:r>
-        <w:t xml:space="preserve">-</w:t>
-      </w:r>
-      <w:r>
-        <w:t xml:space="preserve"> </w:t>
-      </w:r>
+    </w:p>
+    <w:p>
+      <w:pPr>
+        <w:numPr>
+          <w:ilvl w:val="0"/>
+          <w:numId w:val="1009"/>
+        </w:numPr>
+        <w:pStyle w:val="Compact"/>
+      </w:pPr>
       <w:r>
         <w:rPr>
           <w:b/>
@@ -713,7 +737,7 @@
       <w:pPr>
         <w:numPr>
           <w:ilvl w:val="0"/>
-          <w:numId w:val="1008"/>
+          <w:numId w:val="1010"/>
         </w:numPr>
         <w:pStyle w:val="Compact"/>
       </w:pPr>
@@ -728,7 +752,7 @@
       <w:pPr>
         <w:numPr>
           <w:ilvl w:val="0"/>
-          <w:numId w:val="1008"/>
+          <w:numId w:val="1010"/>
         </w:numPr>
         <w:pStyle w:val="Compact"/>
       </w:pPr>
@@ -749,7 +773,7 @@
       <w:pPr>
         <w:numPr>
           <w:ilvl w:val="0"/>
-          <w:numId w:val="1008"/>
+          <w:numId w:val="1010"/>
         </w:numPr>
         <w:pStyle w:val="Compact"/>
       </w:pPr>
@@ -761,7 +785,7 @@
       <w:pPr>
         <w:numPr>
           <w:ilvl w:val="0"/>
-          <w:numId w:val="1008"/>
+          <w:numId w:val="1010"/>
         </w:numPr>
         <w:pStyle w:val="Compact"/>
       </w:pPr>
@@ -783,7 +807,7 @@
       <w:pPr>
         <w:numPr>
           <w:ilvl w:val="0"/>
-          <w:numId w:val="1009"/>
+          <w:numId w:val="1011"/>
         </w:numPr>
         <w:pStyle w:val="Compact"/>
       </w:pPr>
@@ -795,7 +819,7 @@
       <w:pPr>
         <w:numPr>
           <w:ilvl w:val="0"/>
-          <w:numId w:val="1009"/>
+          <w:numId w:val="1011"/>
         </w:numPr>
         <w:pStyle w:val="Compact"/>
       </w:pPr>
@@ -828,7 +852,7 @@
       <w:pPr>
         <w:numPr>
           <w:ilvl w:val="0"/>
-          <w:numId w:val="1009"/>
+          <w:numId w:val="1011"/>
         </w:numPr>
         <w:pStyle w:val="Compact"/>
       </w:pPr>
@@ -907,7 +931,7 @@
       <w:pPr>
         <w:numPr>
           <w:ilvl w:val="0"/>
-          <w:numId w:val="1010"/>
+          <w:numId w:val="1012"/>
         </w:numPr>
         <w:pStyle w:val="Compact"/>
       </w:pPr>
@@ -928,7 +952,7 @@
       <w:pPr>
         <w:numPr>
           <w:ilvl w:val="0"/>
-          <w:numId w:val="1010"/>
+          <w:numId w:val="1012"/>
         </w:numPr>
         <w:pStyle w:val="Compact"/>
       </w:pPr>
@@ -940,7 +964,7 @@
       <w:pPr>
         <w:numPr>
           <w:ilvl w:val="0"/>
-          <w:numId w:val="1010"/>
+          <w:numId w:val="1012"/>
         </w:numPr>
         <w:pStyle w:val="Compact"/>
       </w:pPr>
@@ -962,7 +986,7 @@
       <w:pPr>
         <w:numPr>
           <w:ilvl w:val="0"/>
-          <w:numId w:val="1011"/>
+          <w:numId w:val="1013"/>
         </w:numPr>
         <w:pStyle w:val="Compact"/>
       </w:pPr>
@@ -977,7 +1001,7 @@
       <w:pPr>
         <w:numPr>
           <w:ilvl w:val="0"/>
-          <w:numId w:val="1011"/>
+          <w:numId w:val="1013"/>
         </w:numPr>
         <w:pStyle w:val="Compact"/>
       </w:pPr>
@@ -998,7 +1022,7 @@
       <w:pPr>
         <w:numPr>
           <w:ilvl w:val="0"/>
-          <w:numId w:val="1011"/>
+          <w:numId w:val="1013"/>
         </w:numPr>
         <w:pStyle w:val="Compact"/>
       </w:pPr>
@@ -1020,7 +1044,7 @@
       <w:pPr>
         <w:numPr>
           <w:ilvl w:val="0"/>
-          <w:numId w:val="1012"/>
+          <w:numId w:val="1014"/>
         </w:numPr>
         <w:pStyle w:val="Compact"/>
       </w:pPr>
@@ -1032,7 +1056,7 @@
       <w:pPr>
         <w:numPr>
           <w:ilvl w:val="0"/>
-          <w:numId w:val="1012"/>
+          <w:numId w:val="1014"/>
         </w:numPr>
         <w:pStyle w:val="Compact"/>
       </w:pPr>
@@ -1044,7 +1068,7 @@
       <w:pPr>
         <w:numPr>
           <w:ilvl w:val="0"/>
-          <w:numId w:val="1012"/>
+          <w:numId w:val="1014"/>
         </w:numPr>
         <w:pStyle w:val="Compact"/>
       </w:pPr>
@@ -1078,7 +1102,7 @@
       <w:pPr>
         <w:numPr>
           <w:ilvl w:val="0"/>
-          <w:numId w:val="1013"/>
+          <w:numId w:val="1015"/>
         </w:numPr>
         <w:pStyle w:val="Compact"/>
       </w:pPr>
@@ -1121,7 +1145,7 @@
       <w:pPr>
         <w:numPr>
           <w:ilvl w:val="0"/>
-          <w:numId w:val="1014"/>
+          <w:numId w:val="1016"/>
         </w:numPr>
         <w:pStyle w:val="Compact"/>
       </w:pPr>
@@ -1136,7 +1160,7 @@
       <w:pPr>
         <w:numPr>
           <w:ilvl w:val="0"/>
-          <w:numId w:val="1014"/>
+          <w:numId w:val="1016"/>
         </w:numPr>
         <w:pStyle w:val="Compact"/>
       </w:pPr>
@@ -1148,7 +1172,7 @@
       <w:pPr>
         <w:numPr>
           <w:ilvl w:val="0"/>
-          <w:numId w:val="1014"/>
+          <w:numId w:val="1016"/>
         </w:numPr>
         <w:pStyle w:val="Compact"/>
       </w:pPr>
@@ -1173,7 +1197,7 @@
       <w:pPr>
         <w:numPr>
           <w:ilvl w:val="0"/>
-          <w:numId w:val="1015"/>
+          <w:numId w:val="1017"/>
         </w:numPr>
         <w:pStyle w:val="Compact"/>
       </w:pPr>
@@ -1185,7 +1209,7 @@
       <w:pPr>
         <w:numPr>
           <w:ilvl w:val="0"/>
-          <w:numId w:val="1015"/>
+          <w:numId w:val="1017"/>
         </w:numPr>
         <w:pStyle w:val="Compact"/>
       </w:pPr>
@@ -1197,7 +1221,7 @@
       <w:pPr>
         <w:numPr>
           <w:ilvl w:val="0"/>
-          <w:numId w:val="1015"/>
+          <w:numId w:val="1017"/>
         </w:numPr>
         <w:pStyle w:val="Compact"/>
       </w:pPr>
@@ -1228,7 +1252,7 @@
       <w:pPr>
         <w:numPr>
           <w:ilvl w:val="0"/>
-          <w:numId w:val="1016"/>
+          <w:numId w:val="1018"/>
         </w:numPr>
         <w:pStyle w:val="Compact"/>
       </w:pPr>
@@ -1240,7 +1264,7 @@
       <w:pPr>
         <w:numPr>
           <w:ilvl w:val="0"/>
-          <w:numId w:val="1016"/>
+          <w:numId w:val="1018"/>
         </w:numPr>
         <w:pStyle w:val="Compact"/>
       </w:pPr>
@@ -1264,7 +1288,7 @@
       <w:pPr>
         <w:numPr>
           <w:ilvl w:val="0"/>
-          <w:numId w:val="1016"/>
+          <w:numId w:val="1018"/>
         </w:numPr>
         <w:pStyle w:val="Compact"/>
       </w:pPr>
@@ -1276,7 +1300,7 @@
       <w:pPr>
         <w:numPr>
           <w:ilvl w:val="0"/>
-          <w:numId w:val="1016"/>
+          <w:numId w:val="1018"/>
         </w:numPr>
         <w:pStyle w:val="Compact"/>
       </w:pPr>
@@ -1766,6 +1790,12 @@
     <w:abstractNumId w:val="991"/>
   </w:num>
   <w:num w:numId="1016">
+    <w:abstractNumId w:val="991"/>
+  </w:num>
+  <w:num w:numId="1017">
+    <w:abstractNumId w:val="991"/>
+  </w:num>
+  <w:num w:numId="1018">
     <w:abstractNumId w:val="991"/>
   </w:num>
 </w:numbering>
